--- a/cd/doc/changes/202608.Zmiany.docx
+++ b/cd/doc/changes/202608.Zmiany.docx
@@ -6,6 +6,8 @@
       <w:pPr>
         <w:pStyle w:val="Tytu"/>
       </w:pPr>
+      <w:bookmarkStart w:id="0" w:name="_GoBack"/>
+      <w:bookmarkEnd w:id="0"/>
       <w:r>
         <w:t>Dokumentacja zmian 2026.08</w:t>
       </w:r>
@@ -389,21 +391,7 @@
             <w:rStyle w:val="Hipercze"/>
             <w:noProof/>
           </w:rPr>
-          <w:t>Organizer lis</w:t>
-        </w:r>
-        <w:r>
-          <w:rPr>
-            <w:rStyle w:val="Hipercze"/>
-            <w:noProof/>
-          </w:rPr>
-          <w:t>t</w:t>
-        </w:r>
-        <w:r>
-          <w:rPr>
-            <w:rStyle w:val="Hipercze"/>
-            <w:noProof/>
-          </w:rPr>
-          <w:t>y: Otworz i zapisz</w:t>
+          <w:t>Organizer listy: Otworz i zapisz</w:t>
         </w:r>
         <w:r>
           <w:rPr>
@@ -464,11 +452,11 @@
       <w:pPr>
         <w:pStyle w:val="Nagwek1"/>
       </w:pPr>
-      <w:bookmarkStart w:id="0" w:name="_Toc236897709"/>
+      <w:bookmarkStart w:id="1" w:name="_Toc236897709"/>
       <w:r>
         <w:t>Okno zajęcia: Ulepszenie</w:t>
       </w:r>
-      <w:bookmarkEnd w:id="0"/>
+      <w:bookmarkEnd w:id="1"/>
     </w:p>
     <w:p>
       <w:r>
@@ -482,11 +470,11 @@
       <w:pPr>
         <w:pStyle w:val="Nagwek1"/>
       </w:pPr>
-      <w:bookmarkStart w:id="1" w:name="_Toc236897710"/>
+      <w:bookmarkStart w:id="2" w:name="_Toc236897710"/>
       <w:r>
         <w:t>Lepsza nawigacja</w:t>
       </w:r>
-      <w:bookmarkEnd w:id="1"/>
+      <w:bookmarkEnd w:id="2"/>
     </w:p>
     <w:p>
       <w:r>
@@ -535,12 +523,12 @@
       <w:pPr>
         <w:pStyle w:val="Nagwek1"/>
       </w:pPr>
-      <w:bookmarkStart w:id="2" w:name="_Toc236897711"/>
+      <w:bookmarkStart w:id="3" w:name="_Toc236897711"/>
       <w:r>
         <w:lastRenderedPageBreak/>
         <w:t>Widok przedmiotu</w:t>
       </w:r>
-      <w:bookmarkEnd w:id="2"/>
+      <w:bookmarkEnd w:id="3"/>
     </w:p>
     <w:p>
       <w:r>
@@ -589,11 +577,11 @@
       <w:pPr>
         <w:pStyle w:val="Nagwek1"/>
       </w:pPr>
-      <w:bookmarkStart w:id="3" w:name="_Toc236897712"/>
+      <w:bookmarkStart w:id="4" w:name="_Toc236897712"/>
       <w:r>
         <w:t>Zajęcia: Dodatkowe funkcje</w:t>
       </w:r>
-      <w:bookmarkEnd w:id="3"/>
+      <w:bookmarkEnd w:id="4"/>
     </w:p>
     <w:p>
       <w:pPr>
@@ -665,24 +653,19 @@
       <w:pPr>
         <w:pStyle w:val="Nagwek1"/>
       </w:pPr>
-      <w:bookmarkStart w:id="4" w:name="_Toc236897713"/>
+      <w:bookmarkStart w:id="5" w:name="_Toc236897713"/>
       <w:proofErr w:type="spellStart"/>
       <w:r>
         <w:t>Organizer</w:t>
       </w:r>
       <w:proofErr w:type="spellEnd"/>
       <w:r>
-        <w:t xml:space="preserve"> listy: </w:t>
+        <w:t xml:space="preserve"> listy: Otwó</w:t>
       </w:r>
-      <w:proofErr w:type="spellStart"/>
       <w:r>
-        <w:t>Otworz</w:t>
+        <w:t>rz i zapisz</w:t>
       </w:r>
-      <w:proofErr w:type="spellEnd"/>
-      <w:r>
-        <w:t xml:space="preserve"> i zapisz</w:t>
-      </w:r>
-      <w:bookmarkEnd w:id="4"/>
+      <w:bookmarkEnd w:id="5"/>
     </w:p>
     <w:p>
       <w:pPr>
@@ -748,13 +731,21 @@
         <w:jc w:val="both"/>
       </w:pPr>
       <w:r>
-        <w:t>Usunięto</w:t>
+        <w:t>Usunięto przycisk Login (aby uprościć interfejs)</w:t>
       </w:r>
-      <w:bookmarkStart w:id="5" w:name="_GoBack"/>
-      <w:bookmarkEnd w:id="5"/>
+    </w:p>
+    <w:p>
+      <w:pPr>
+        <w:jc w:val="both"/>
+      </w:pPr>
       <w:r>
-        <w:t xml:space="preserve"> przycisk Login (aby uprościć interfejs)</w:t>
+        <w:t>Usunięto pole „Terminy” z okna „Planiści”</w:t>
       </w:r>
+    </w:p>
+    <w:p>
+      <w:pPr>
+        <w:jc w:val="both"/>
+      </w:pPr>
     </w:p>
     <w:sectPr>
       <w:headerReference w:type="default" r:id="rId15"/>
@@ -818,7 +809,7 @@
           <w:rPr>
             <w:noProof/>
           </w:rPr>
-          <w:t>3</w:t>
+          <w:t>1</w:t>
         </w:r>
         <w:r>
           <w:fldChar w:fldCharType="end"/>
@@ -8538,7 +8529,7 @@
 </file>
 
 <file path=customXml/itemProps1.xml><?xml version="1.0" encoding="utf-8"?>
-<ds:datastoreItem xmlns:ds="http://schemas.openxmlformats.org/officeDocument/2006/customXml" ds:itemID="{E557496A-984E-4553-9E30-FCE2556DAED1}">
+<ds:datastoreItem xmlns:ds="http://schemas.openxmlformats.org/officeDocument/2006/customXml" ds:itemID="{187DAD85-3AB9-4F51-97C0-277A22155C18}">
   <ds:schemaRefs>
     <ds:schemaRef ds:uri="http://schemas.openxmlformats.org/officeDocument/2006/bibliography"/>
   </ds:schemaRefs>
